--- a/public/tours/international/asia/itineraries/5 Days Singapore Urban Escape.docx
+++ b/public/tours/international/asia/itineraries/5 Days Singapore Urban Escape.docx
@@ -1,6 +1,6 @@
 
 <file path=word/document.xml><?xml version="1.0" encoding="utf-8"?>
-<w:document xmlns:wpc="http://schemas.microsoft.com/office/word/2010/wordprocessingCanvas" xmlns:mc="http://schemas.openxmlformats.org/markup-compatibility/2006" xmlns:o="urn:schemas-microsoft-com:office:office" xmlns:r="http://schemas.openxmlformats.org/officeDocument/2006/relationships" xmlns:m="http://schemas.openxmlformats.org/officeDocument/2006/math" xmlns:v="urn:schemas-microsoft-com:vml" xmlns:wp14="http://schemas.microsoft.com/office/word/2010/wordprocessingDrawing" xmlns:wp="http://schemas.openxmlformats.org/drawingml/2006/wordprocessingDrawing" xmlns:w10="urn:schemas-microsoft-com:office:word" xmlns:w="http://schemas.openxmlformats.org/wordprocessingml/2006/main" xmlns:w14="http://schemas.microsoft.com/office/word/2010/wordml" xmlns:w15="http://schemas.microsoft.com/office/word/2012/wordml" xmlns:wpg="http://schemas.microsoft.com/office/word/2010/wordprocessingGroup" xmlns:wpi="http://schemas.microsoft.com/office/word/2010/wordprocessingInk" xmlns:wne="http://schemas.microsoft.com/office/word/2006/wordml" xmlns:wps="http://schemas.microsoft.com/office/word/2010/wordprocessingShape" mc:Ignorable="w14 w15 wp14">
+<w:document xmlns:wpc="http://schemas.microsoft.com/office/word/2010/wordprocessingCanvas" xmlns:cx="http://schemas.microsoft.com/office/drawing/2014/chartex" xmlns:cx1="http://schemas.microsoft.com/office/drawing/2015/9/8/chartex" xmlns:cx2="http://schemas.microsoft.com/office/drawing/2015/10/21/chartex" xmlns:cx3="http://schemas.microsoft.com/office/drawing/2016/5/9/chartex" xmlns:cx4="http://schemas.microsoft.com/office/drawing/2016/5/10/chartex" xmlns:cx5="http://schemas.microsoft.com/office/drawing/2016/5/11/chartex" xmlns:cx6="http://schemas.microsoft.com/office/drawing/2016/5/12/chartex" xmlns:cx7="http://schemas.microsoft.com/office/drawing/2016/5/13/chartex" xmlns:cx8="http://schemas.microsoft.com/office/drawing/2016/5/14/chartex" xmlns:mc="http://schemas.openxmlformats.org/markup-compatibility/2006" xmlns:aink="http://schemas.microsoft.com/office/drawing/2016/ink" xmlns:am3d="http://schemas.microsoft.com/office/drawing/2017/model3d" xmlns:o="urn:schemas-microsoft-com:office:office" xmlns:r="http://schemas.openxmlformats.org/officeDocument/2006/relationships" xmlns:m="http://schemas.openxmlformats.org/officeDocument/2006/math" xmlns:v="urn:schemas-microsoft-com:vml" xmlns:wp14="http://schemas.microsoft.com/office/word/2010/wordprocessingDrawing" xmlns:wp="http://schemas.openxmlformats.org/drawingml/2006/wordprocessingDrawing" xmlns:w10="urn:schemas-microsoft-com:office:word" xmlns:w="http://schemas.openxmlformats.org/wordprocessingml/2006/main" xmlns:w14="http://schemas.microsoft.com/office/word/2010/wordml" xmlns:w15="http://schemas.microsoft.com/office/word/2012/wordml" xmlns:w16cid="http://schemas.microsoft.com/office/word/2016/wordml/cid" xmlns:w16se="http://schemas.microsoft.com/office/word/2015/wordml/symex" xmlns:wpg="http://schemas.microsoft.com/office/word/2010/wordprocessingGroup" xmlns:wpi="http://schemas.microsoft.com/office/word/2010/wordprocessingInk" xmlns:wne="http://schemas.microsoft.com/office/word/2006/wordml" xmlns:wps="http://schemas.microsoft.com/office/word/2010/wordprocessingShape" mc:Ignorable="w14 w15 w16se w16cid wp14">
   <w:body>
     <w:p>
       <w:pPr>
@@ -87,27 +87,7 @@
           <w:lang w:eastAsia="en-IN"/>
         </w:rPr>
         <w:br/>
-        <w:t xml:space="preserve">• Enjoy </w:t>
-      </w:r>
-      <w:proofErr w:type="spellStart"/>
-      <w:r>
-        <w:rPr>
-          <w:rFonts w:ascii="Times New Roman" w:eastAsia="Times New Roman" w:hAnsi="Times New Roman" w:cs="Times New Roman"/>
-          <w:sz w:val="24"/>
-          <w:szCs w:val="24"/>
-          <w:lang w:eastAsia="en-IN"/>
-        </w:rPr>
-        <w:t>Sentosa</w:t>
-      </w:r>
-      <w:proofErr w:type="spellEnd"/>
-      <w:r>
-        <w:rPr>
-          <w:rFonts w:ascii="Times New Roman" w:eastAsia="Times New Roman" w:hAnsi="Times New Roman" w:cs="Times New Roman"/>
-          <w:sz w:val="24"/>
-          <w:szCs w:val="24"/>
-          <w:lang w:eastAsia="en-IN"/>
-        </w:rPr>
-        <w:t xml:space="preserve"> Island with cable car &amp; Wings of Time show</w:t>
+        <w:t>• Enjoy Sentosa Island with cable car &amp; Wings of Time show</w:t>
       </w:r>
       <w:r>
         <w:rPr>
@@ -240,33 +220,11 @@
         <w:rPr>
           <w:rStyle w:val="Strong"/>
         </w:rPr>
-        <w:t xml:space="preserve">Day 02: Gardens by the Bay &amp; </w:t>
-      </w:r>
-      <w:proofErr w:type="spellStart"/>
-      <w:r>
-        <w:rPr>
-          <w:rStyle w:val="Strong"/>
-        </w:rPr>
-        <w:t>Sentosa</w:t>
-      </w:r>
-      <w:proofErr w:type="spellEnd"/>
-      <w:r>
-        <w:rPr>
-          <w:rStyle w:val="Strong"/>
-        </w:rPr>
-        <w:t xml:space="preserve"> Experience</w:t>
+        <w:t>Day 02: Gardens by the Bay &amp; Sentosa Experience</w:t>
       </w:r>
       <w:r>
         <w:br/>
-        <w:t xml:space="preserve">Visit Gardens by the Bay including Flower Dome and Cloud Forest featuring Jurassic World experience. In the evening, proceed to </w:t>
-      </w:r>
-      <w:proofErr w:type="spellStart"/>
-      <w:r>
-        <w:t>Sentosa</w:t>
-      </w:r>
-      <w:proofErr w:type="spellEnd"/>
-      <w:r>
-        <w:t xml:space="preserve"> Island for cable car ride, 4D Adventure (any one ride), and enjoy the spectacular Wings of Time show. Return to hotel and overnight stay.</w:t>
+        <w:t>Visit Gardens by the Bay including Flower Dome and Cloud Forest featuring Jurassic World experience. In the evening, proceed to Sentosa Island for cable car ride, 4D Adventure (any one ride), and enjoy the spectacular Wings of Time show. Return to hotel and overnight stay.</w:t>
       </w:r>
     </w:p>
     <w:p>
@@ -351,123 +309,138 @@
     </w:p>
     <w:p>
       <w:pPr>
-        <w:pStyle w:val="Heading3"/>
+        <w:pStyle w:val="ListParagraph"/>
+        <w:numPr>
+          <w:ilvl w:val="0"/>
+          <w:numId w:val="17"/>
+        </w:numPr>
         <w:rPr>
-          <w:b w:val="0"/>
-          <w:bCs w:val="0"/>
-          <w:sz w:val="24"/>
-          <w:szCs w:val="24"/>
+          <w:b/>
+          <w:bCs/>
         </w:rPr>
       </w:pPr>
       <w:r>
-        <w:t xml:space="preserve">• </w:t>
-      </w:r>
-      <w:r>
-        <w:rPr>
-          <w:b w:val="0"/>
-          <w:bCs w:val="0"/>
-          <w:sz w:val="24"/>
-          <w:szCs w:val="24"/>
-        </w:rPr>
         <w:t>Cost based on group package</w:t>
-      </w:r>
-      <w:r>
-        <w:rPr>
-          <w:b w:val="0"/>
-          <w:bCs w:val="0"/>
-          <w:sz w:val="24"/>
-          <w:szCs w:val="24"/>
-        </w:rPr>
-        <w:br/>
-        <w:t>• Includes accommodation for entire stay</w:t>
-      </w:r>
-      <w:r>
-        <w:rPr>
-          <w:b w:val="0"/>
-          <w:bCs w:val="0"/>
-          <w:sz w:val="24"/>
-          <w:szCs w:val="24"/>
-        </w:rPr>
-        <w:br/>
-        <w:t>• Covers all sightseeing and entry tickets</w:t>
-      </w:r>
-      <w:r>
-        <w:rPr>
-          <w:b w:val="0"/>
-          <w:bCs w:val="0"/>
-          <w:sz w:val="24"/>
-          <w:szCs w:val="24"/>
-        </w:rPr>
-        <w:br/>
-        <w:t>• Includes private transfers and transportation</w:t>
-      </w:r>
-      <w:r>
-        <w:rPr>
-          <w:b w:val="0"/>
-          <w:bCs w:val="0"/>
-          <w:sz w:val="24"/>
-          <w:szCs w:val="24"/>
-        </w:rPr>
-        <w:br/>
-        <w:t>• Guided services throughout the tour</w:t>
-      </w:r>
-      <w:r>
-        <w:rPr>
-          <w:b w:val="0"/>
-          <w:bCs w:val="0"/>
-          <w:sz w:val="24"/>
-          <w:szCs w:val="24"/>
-        </w:rPr>
-        <w:br/>
-        <w:t>• Designed for minimum group size for better pricing</w:t>
-      </w:r>
-      <w:r>
-        <w:rPr>
-          <w:b w:val="0"/>
-          <w:bCs w:val="0"/>
-          <w:sz w:val="24"/>
-          <w:szCs w:val="24"/>
-        </w:rPr>
-        <w:br/>
-        <w:t>• Ensures smooth and well-organized travel arrangements</w:t>
-      </w:r>
-      <w:r>
-        <w:rPr>
-          <w:b w:val="0"/>
-          <w:bCs w:val="0"/>
-          <w:sz w:val="24"/>
-          <w:szCs w:val="24"/>
-        </w:rPr>
-        <w:br/>
-      </w:r>
-      <w:r>
-        <w:rPr>
-          <w:b w:val="0"/>
-          <w:bCs w:val="0"/>
-          <w:sz w:val="24"/>
-          <w:szCs w:val="24"/>
-        </w:rPr>
-        <w:br/>
-      </w:r>
-      <w:r>
-        <w:rPr>
-          <w:sz w:val="24"/>
-          <w:szCs w:val="24"/>
-        </w:rPr>
-        <w:t>Inclusion</w:t>
       </w:r>
     </w:p>
     <w:p>
       <w:pPr>
-        <w:pStyle w:val="NormalWeb"/>
-      </w:pPr>
-      <w:r>
-        <w:t>• Singapore Tou</w:t>
+        <w:pStyle w:val="ListParagraph"/>
+        <w:numPr>
+          <w:ilvl w:val="0"/>
+          <w:numId w:val="17"/>
+        </w:numPr>
+        <w:rPr>
+          <w:b/>
+          <w:bCs/>
+        </w:rPr>
+      </w:pPr>
+      <w:r>
+        <w:t>Includes accommodation for entire stay</w:t>
+      </w:r>
+    </w:p>
+    <w:p>
+      <w:pPr>
+        <w:pStyle w:val="ListParagraph"/>
+        <w:numPr>
+          <w:ilvl w:val="0"/>
+          <w:numId w:val="17"/>
+        </w:numPr>
+        <w:rPr>
+          <w:b/>
+          <w:bCs/>
+        </w:rPr>
+      </w:pPr>
+      <w:r>
+        <w:t>Covers all sightseeing and entry tickets</w:t>
+      </w:r>
+    </w:p>
+    <w:p>
+      <w:pPr>
+        <w:pStyle w:val="ListParagraph"/>
+        <w:numPr>
+          <w:ilvl w:val="0"/>
+          <w:numId w:val="17"/>
+        </w:numPr>
+        <w:rPr>
+          <w:b/>
+          <w:bCs/>
+        </w:rPr>
+      </w:pPr>
+      <w:r>
+        <w:t>Includes private transfers and transportation</w:t>
+      </w:r>
+    </w:p>
+    <w:p>
+      <w:pPr>
+        <w:pStyle w:val="ListParagraph"/>
+        <w:numPr>
+          <w:ilvl w:val="0"/>
+          <w:numId w:val="17"/>
+        </w:numPr>
+        <w:rPr>
+          <w:b/>
+          <w:bCs/>
+        </w:rPr>
+      </w:pPr>
+      <w:r>
+        <w:t>Guided services throughout the tour</w:t>
+      </w:r>
+    </w:p>
+    <w:p>
+      <w:pPr>
+        <w:pStyle w:val="ListParagraph"/>
+        <w:numPr>
+          <w:ilvl w:val="0"/>
+          <w:numId w:val="17"/>
+        </w:numPr>
+        <w:rPr>
+          <w:b/>
+          <w:bCs/>
+        </w:rPr>
+      </w:pPr>
+      <w:r>
+        <w:t>Designed for minimum group size for better pricing</w:t>
+      </w:r>
+    </w:p>
+    <w:p>
+      <w:pPr>
+        <w:pStyle w:val="ListParagraph"/>
+        <w:numPr>
+          <w:ilvl w:val="0"/>
+          <w:numId w:val="17"/>
+        </w:numPr>
+        <w:rPr>
+          <w:b/>
+          <w:bCs/>
+        </w:rPr>
+      </w:pPr>
+      <w:r>
+        <w:t>Ensures smooth and well-organized travel arrangements</w:t>
+      </w:r>
+      <w:r>
+        <w:br/>
+      </w:r>
+      <w:r>
+        <w:br/>
+      </w:r>
+    </w:p>
+    <w:p>
+      <w:pPr>
+        <w:pStyle w:val="Heading3"/>
+      </w:pPr>
+      <w:r>
+        <w:t>Inclusion</w:t>
       </w:r>
       <w:bookmarkStart w:id="0" w:name="_GoBack"/>
       <w:bookmarkEnd w:id="0"/>
-      <w:r>
-        <w:t>rist Visa</w:t>
+    </w:p>
+    <w:p>
+      <w:pPr>
+        <w:pStyle w:val="NormalWeb"/>
+      </w:pPr>
+      <w:r>
+        <w:t>• Singapore Tourist Visa</w:t>
       </w:r>
       <w:r>
         <w:br/>
@@ -491,24 +464,11 @@
       </w:r>
       <w:r>
         <w:br/>
-        <w:t>• Gardens by the Bay (Flower Dome &amp; Cloud Forest</w:t>
-      </w:r>
-      <w:proofErr w:type="gramStart"/>
-      <w:r>
-        <w:t>)</w:t>
-      </w:r>
-      <w:proofErr w:type="gramEnd"/>
+        <w:t>• Gardens by the Bay (Flower Dome &amp; Cloud Forest)</w:t>
+      </w:r>
       <w:r>
         <w:br/>
-        <w:t xml:space="preserve">• </w:t>
-      </w:r>
-      <w:proofErr w:type="spellStart"/>
-      <w:r>
-        <w:t>Sentosa</w:t>
-      </w:r>
-      <w:proofErr w:type="spellEnd"/>
-      <w:r>
-        <w:t xml:space="preserve"> Sunset Experience (Cable Car + 4D Adventure + Wings of Time)</w:t>
+        <w:t>• Sentosa Sunset Experience (Cable Car + 4D Adventure + Wings of Time)</w:t>
       </w:r>
       <w:r>
         <w:br/>
@@ -565,15 +525,7 @@
       </w:r>
       <w:r>
         <w:br/>
-        <w:t xml:space="preserve">• </w:t>
-      </w:r>
-      <w:proofErr w:type="gramStart"/>
-      <w:r>
-        <w:t>Any</w:t>
-      </w:r>
-      <w:proofErr w:type="gramEnd"/>
-      <w:r>
-        <w:t xml:space="preserve"> services not mentioned in inclusions</w:t>
+        <w:t>• Any services not mentioned in inclusions</w:t>
       </w:r>
     </w:p>
     <w:p>
@@ -610,7 +562,7 @@
 </file>
 
 <file path=word/endnotes.xml><?xml version="1.0" encoding="utf-8"?>
-<w:endnotes xmlns:wpc="http://schemas.microsoft.com/office/word/2010/wordprocessingCanvas" xmlns:mc="http://schemas.openxmlformats.org/markup-compatibility/2006" xmlns:o="urn:schemas-microsoft-com:office:office" xmlns:r="http://schemas.openxmlformats.org/officeDocument/2006/relationships" xmlns:m="http://schemas.openxmlformats.org/officeDocument/2006/math" xmlns:v="urn:schemas-microsoft-com:vml" xmlns:wp14="http://schemas.microsoft.com/office/word/2010/wordprocessingDrawing" xmlns:wp="http://schemas.openxmlformats.org/drawingml/2006/wordprocessingDrawing" xmlns:w10="urn:schemas-microsoft-com:office:word" xmlns:w="http://schemas.openxmlformats.org/wordprocessingml/2006/main" xmlns:w14="http://schemas.microsoft.com/office/word/2010/wordml" xmlns:w15="http://schemas.microsoft.com/office/word/2012/wordml" xmlns:wpg="http://schemas.microsoft.com/office/word/2010/wordprocessingGroup" xmlns:wpi="http://schemas.microsoft.com/office/word/2010/wordprocessingInk" xmlns:wne="http://schemas.microsoft.com/office/word/2006/wordml" xmlns:wps="http://schemas.microsoft.com/office/word/2010/wordprocessingShape" mc:Ignorable="w14 w15 wp14">
+<w:endnotes xmlns:wpc="http://schemas.microsoft.com/office/word/2010/wordprocessingCanvas" xmlns:cx="http://schemas.microsoft.com/office/drawing/2014/chartex" xmlns:cx1="http://schemas.microsoft.com/office/drawing/2015/9/8/chartex" xmlns:cx2="http://schemas.microsoft.com/office/drawing/2015/10/21/chartex" xmlns:cx3="http://schemas.microsoft.com/office/drawing/2016/5/9/chartex" xmlns:cx4="http://schemas.microsoft.com/office/drawing/2016/5/10/chartex" xmlns:cx5="http://schemas.microsoft.com/office/drawing/2016/5/11/chartex" xmlns:cx6="http://schemas.microsoft.com/office/drawing/2016/5/12/chartex" xmlns:cx7="http://schemas.microsoft.com/office/drawing/2016/5/13/chartex" xmlns:cx8="http://schemas.microsoft.com/office/drawing/2016/5/14/chartex" xmlns:mc="http://schemas.openxmlformats.org/markup-compatibility/2006" xmlns:aink="http://schemas.microsoft.com/office/drawing/2016/ink" xmlns:am3d="http://schemas.microsoft.com/office/drawing/2017/model3d" xmlns:o="urn:schemas-microsoft-com:office:office" xmlns:r="http://schemas.openxmlformats.org/officeDocument/2006/relationships" xmlns:m="http://schemas.openxmlformats.org/officeDocument/2006/math" xmlns:v="urn:schemas-microsoft-com:vml" xmlns:wp14="http://schemas.microsoft.com/office/word/2010/wordprocessingDrawing" xmlns:wp="http://schemas.openxmlformats.org/drawingml/2006/wordprocessingDrawing" xmlns:w10="urn:schemas-microsoft-com:office:word" xmlns:w="http://schemas.openxmlformats.org/wordprocessingml/2006/main" xmlns:w14="http://schemas.microsoft.com/office/word/2010/wordml" xmlns:w15="http://schemas.microsoft.com/office/word/2012/wordml" xmlns:w16cid="http://schemas.microsoft.com/office/word/2016/wordml/cid" xmlns:w16se="http://schemas.microsoft.com/office/word/2015/wordml/symex" xmlns:wpg="http://schemas.microsoft.com/office/word/2010/wordprocessingGroup" xmlns:wpi="http://schemas.microsoft.com/office/word/2010/wordprocessingInk" xmlns:wne="http://schemas.microsoft.com/office/word/2006/wordml" xmlns:wps="http://schemas.microsoft.com/office/word/2010/wordprocessingShape" mc:Ignorable="w14 w15 w16se w16cid wp14">
   <w:endnote w:type="separator" w:id="-1">
     <w:p>
       <w:pPr>
@@ -635,7 +587,7 @@
 </file>
 
 <file path=word/footer1.xml><?xml version="1.0" encoding="utf-8"?>
-<w:ftr xmlns:wpc="http://schemas.microsoft.com/office/word/2010/wordprocessingCanvas" xmlns:mc="http://schemas.openxmlformats.org/markup-compatibility/2006" xmlns:o="urn:schemas-microsoft-com:office:office" xmlns:r="http://schemas.openxmlformats.org/officeDocument/2006/relationships" xmlns:m="http://schemas.openxmlformats.org/officeDocument/2006/math" xmlns:v="urn:schemas-microsoft-com:vml" xmlns:wp14="http://schemas.microsoft.com/office/word/2010/wordprocessingDrawing" xmlns:wp="http://schemas.openxmlformats.org/drawingml/2006/wordprocessingDrawing" xmlns:w10="urn:schemas-microsoft-com:office:word" xmlns:w="http://schemas.openxmlformats.org/wordprocessingml/2006/main" xmlns:w14="http://schemas.microsoft.com/office/word/2010/wordml" xmlns:w15="http://schemas.microsoft.com/office/word/2012/wordml" xmlns:wpg="http://schemas.microsoft.com/office/word/2010/wordprocessingGroup" xmlns:wpi="http://schemas.microsoft.com/office/word/2010/wordprocessingInk" xmlns:wne="http://schemas.microsoft.com/office/word/2006/wordml" xmlns:wps="http://schemas.microsoft.com/office/word/2010/wordprocessingShape" mc:Ignorable="w14 w15 wp14">
+<w:ftr xmlns:wpc="http://schemas.microsoft.com/office/word/2010/wordprocessingCanvas" xmlns:cx="http://schemas.microsoft.com/office/drawing/2014/chartex" xmlns:cx1="http://schemas.microsoft.com/office/drawing/2015/9/8/chartex" xmlns:cx2="http://schemas.microsoft.com/office/drawing/2015/10/21/chartex" xmlns:cx3="http://schemas.microsoft.com/office/drawing/2016/5/9/chartex" xmlns:cx4="http://schemas.microsoft.com/office/drawing/2016/5/10/chartex" xmlns:cx5="http://schemas.microsoft.com/office/drawing/2016/5/11/chartex" xmlns:cx6="http://schemas.microsoft.com/office/drawing/2016/5/12/chartex" xmlns:cx7="http://schemas.microsoft.com/office/drawing/2016/5/13/chartex" xmlns:cx8="http://schemas.microsoft.com/office/drawing/2016/5/14/chartex" xmlns:mc="http://schemas.openxmlformats.org/markup-compatibility/2006" xmlns:aink="http://schemas.microsoft.com/office/drawing/2016/ink" xmlns:am3d="http://schemas.microsoft.com/office/drawing/2017/model3d" xmlns:o="urn:schemas-microsoft-com:office:office" xmlns:r="http://schemas.openxmlformats.org/officeDocument/2006/relationships" xmlns:m="http://schemas.openxmlformats.org/officeDocument/2006/math" xmlns:v="urn:schemas-microsoft-com:vml" xmlns:wp14="http://schemas.microsoft.com/office/word/2010/wordprocessingDrawing" xmlns:wp="http://schemas.openxmlformats.org/drawingml/2006/wordprocessingDrawing" xmlns:w10="urn:schemas-microsoft-com:office:word" xmlns:w="http://schemas.openxmlformats.org/wordprocessingml/2006/main" xmlns:w14="http://schemas.microsoft.com/office/word/2010/wordml" xmlns:w15="http://schemas.microsoft.com/office/word/2012/wordml" xmlns:w16cid="http://schemas.microsoft.com/office/word/2016/wordml/cid" xmlns:w16se="http://schemas.microsoft.com/office/word/2015/wordml/symex" xmlns:wpg="http://schemas.microsoft.com/office/word/2010/wordprocessingGroup" xmlns:wpi="http://schemas.microsoft.com/office/word/2010/wordprocessingInk" xmlns:wne="http://schemas.microsoft.com/office/word/2006/wordml" xmlns:wps="http://schemas.microsoft.com/office/word/2010/wordprocessingShape" mc:Ignorable="w14 w15 w16se w16cid wp14">
   <w:p>
     <w:pPr>
       <w:pStyle w:val="Footer"/>
@@ -696,7 +648,7 @@
 </file>
 
 <file path=word/footnotes.xml><?xml version="1.0" encoding="utf-8"?>
-<w:footnotes xmlns:wpc="http://schemas.microsoft.com/office/word/2010/wordprocessingCanvas" xmlns:mc="http://schemas.openxmlformats.org/markup-compatibility/2006" xmlns:o="urn:schemas-microsoft-com:office:office" xmlns:r="http://schemas.openxmlformats.org/officeDocument/2006/relationships" xmlns:m="http://schemas.openxmlformats.org/officeDocument/2006/math" xmlns:v="urn:schemas-microsoft-com:vml" xmlns:wp14="http://schemas.microsoft.com/office/word/2010/wordprocessingDrawing" xmlns:wp="http://schemas.openxmlformats.org/drawingml/2006/wordprocessingDrawing" xmlns:w10="urn:schemas-microsoft-com:office:word" xmlns:w="http://schemas.openxmlformats.org/wordprocessingml/2006/main" xmlns:w14="http://schemas.microsoft.com/office/word/2010/wordml" xmlns:w15="http://schemas.microsoft.com/office/word/2012/wordml" xmlns:wpg="http://schemas.microsoft.com/office/word/2010/wordprocessingGroup" xmlns:wpi="http://schemas.microsoft.com/office/word/2010/wordprocessingInk" xmlns:wne="http://schemas.microsoft.com/office/word/2006/wordml" xmlns:wps="http://schemas.microsoft.com/office/word/2010/wordprocessingShape" mc:Ignorable="w14 w15 wp14">
+<w:footnotes xmlns:wpc="http://schemas.microsoft.com/office/word/2010/wordprocessingCanvas" xmlns:cx="http://schemas.microsoft.com/office/drawing/2014/chartex" xmlns:cx1="http://schemas.microsoft.com/office/drawing/2015/9/8/chartex" xmlns:cx2="http://schemas.microsoft.com/office/drawing/2015/10/21/chartex" xmlns:cx3="http://schemas.microsoft.com/office/drawing/2016/5/9/chartex" xmlns:cx4="http://schemas.microsoft.com/office/drawing/2016/5/10/chartex" xmlns:cx5="http://schemas.microsoft.com/office/drawing/2016/5/11/chartex" xmlns:cx6="http://schemas.microsoft.com/office/drawing/2016/5/12/chartex" xmlns:cx7="http://schemas.microsoft.com/office/drawing/2016/5/13/chartex" xmlns:cx8="http://schemas.microsoft.com/office/drawing/2016/5/14/chartex" xmlns:mc="http://schemas.openxmlformats.org/markup-compatibility/2006" xmlns:aink="http://schemas.microsoft.com/office/drawing/2016/ink" xmlns:am3d="http://schemas.microsoft.com/office/drawing/2017/model3d" xmlns:o="urn:schemas-microsoft-com:office:office" xmlns:r="http://schemas.openxmlformats.org/officeDocument/2006/relationships" xmlns:m="http://schemas.openxmlformats.org/officeDocument/2006/math" xmlns:v="urn:schemas-microsoft-com:vml" xmlns:wp14="http://schemas.microsoft.com/office/word/2010/wordprocessingDrawing" xmlns:wp="http://schemas.openxmlformats.org/drawingml/2006/wordprocessingDrawing" xmlns:w10="urn:schemas-microsoft-com:office:word" xmlns:w="http://schemas.openxmlformats.org/wordprocessingml/2006/main" xmlns:w14="http://schemas.microsoft.com/office/word/2010/wordml" xmlns:w15="http://schemas.microsoft.com/office/word/2012/wordml" xmlns:w16cid="http://schemas.microsoft.com/office/word/2016/wordml/cid" xmlns:w16se="http://schemas.microsoft.com/office/word/2015/wordml/symex" xmlns:wpg="http://schemas.microsoft.com/office/word/2010/wordprocessingGroup" xmlns:wpi="http://schemas.microsoft.com/office/word/2010/wordprocessingInk" xmlns:wne="http://schemas.microsoft.com/office/word/2006/wordml" xmlns:wps="http://schemas.microsoft.com/office/word/2010/wordprocessingShape" mc:Ignorable="w14 w15 w16se w16cid wp14">
   <w:footnote w:type="separator" w:id="-1">
     <w:p>
       <w:pPr>
@@ -721,7 +673,7 @@
 </file>
 
 <file path=word/header1.xml><?xml version="1.0" encoding="utf-8"?>
-<w:hdr xmlns:wpc="http://schemas.microsoft.com/office/word/2010/wordprocessingCanvas" xmlns:mc="http://schemas.openxmlformats.org/markup-compatibility/2006" xmlns:o="urn:schemas-microsoft-com:office:office" xmlns:r="http://schemas.openxmlformats.org/officeDocument/2006/relationships" xmlns:m="http://schemas.openxmlformats.org/officeDocument/2006/math" xmlns:v="urn:schemas-microsoft-com:vml" xmlns:wp14="http://schemas.microsoft.com/office/word/2010/wordprocessingDrawing" xmlns:wp="http://schemas.openxmlformats.org/drawingml/2006/wordprocessingDrawing" xmlns:w10="urn:schemas-microsoft-com:office:word" xmlns:w="http://schemas.openxmlformats.org/wordprocessingml/2006/main" xmlns:w14="http://schemas.microsoft.com/office/word/2010/wordml" xmlns:w15="http://schemas.microsoft.com/office/word/2012/wordml" xmlns:wpg="http://schemas.microsoft.com/office/word/2010/wordprocessingGroup" xmlns:wpi="http://schemas.microsoft.com/office/word/2010/wordprocessingInk" xmlns:wne="http://schemas.microsoft.com/office/word/2006/wordml" xmlns:wps="http://schemas.microsoft.com/office/word/2010/wordprocessingShape" mc:Ignorable="w14 w15 wp14">
+<w:hdr xmlns:wpc="http://schemas.microsoft.com/office/word/2010/wordprocessingCanvas" xmlns:cx="http://schemas.microsoft.com/office/drawing/2014/chartex" xmlns:cx1="http://schemas.microsoft.com/office/drawing/2015/9/8/chartex" xmlns:cx2="http://schemas.microsoft.com/office/drawing/2015/10/21/chartex" xmlns:cx3="http://schemas.microsoft.com/office/drawing/2016/5/9/chartex" xmlns:cx4="http://schemas.microsoft.com/office/drawing/2016/5/10/chartex" xmlns:cx5="http://schemas.microsoft.com/office/drawing/2016/5/11/chartex" xmlns:cx6="http://schemas.microsoft.com/office/drawing/2016/5/12/chartex" xmlns:cx7="http://schemas.microsoft.com/office/drawing/2016/5/13/chartex" xmlns:cx8="http://schemas.microsoft.com/office/drawing/2016/5/14/chartex" xmlns:mc="http://schemas.openxmlformats.org/markup-compatibility/2006" xmlns:aink="http://schemas.microsoft.com/office/drawing/2016/ink" xmlns:am3d="http://schemas.microsoft.com/office/drawing/2017/model3d" xmlns:o="urn:schemas-microsoft-com:office:office" xmlns:r="http://schemas.openxmlformats.org/officeDocument/2006/relationships" xmlns:m="http://schemas.openxmlformats.org/officeDocument/2006/math" xmlns:v="urn:schemas-microsoft-com:vml" xmlns:wp14="http://schemas.microsoft.com/office/word/2010/wordprocessingDrawing" xmlns:wp="http://schemas.openxmlformats.org/drawingml/2006/wordprocessingDrawing" xmlns:w10="urn:schemas-microsoft-com:office:word" xmlns:w="http://schemas.openxmlformats.org/wordprocessingml/2006/main" xmlns:w14="http://schemas.microsoft.com/office/word/2010/wordml" xmlns:w15="http://schemas.microsoft.com/office/word/2012/wordml" xmlns:w16cid="http://schemas.microsoft.com/office/word/2016/wordml/cid" xmlns:w16se="http://schemas.microsoft.com/office/word/2015/wordml/symex" xmlns:wpg="http://schemas.microsoft.com/office/word/2010/wordprocessingGroup" xmlns:wpi="http://schemas.microsoft.com/office/word/2010/wordprocessingInk" xmlns:wne="http://schemas.microsoft.com/office/word/2006/wordml" xmlns:wps="http://schemas.microsoft.com/office/word/2010/wordprocessingShape" mc:Ignorable="w14 w15 w16se w16cid wp14">
   <w:p>
     <w:pPr>
       <w:pStyle w:val="Header"/>
@@ -820,8 +772,8 @@
 </file>
 
 <file path=word/numbering.xml><?xml version="1.0" encoding="utf-8"?>
-<w:numbering xmlns:wpc="http://schemas.microsoft.com/office/word/2010/wordprocessingCanvas" xmlns:mc="http://schemas.openxmlformats.org/markup-compatibility/2006" xmlns:o="urn:schemas-microsoft-com:office:office" xmlns:r="http://schemas.openxmlformats.org/officeDocument/2006/relationships" xmlns:m="http://schemas.openxmlformats.org/officeDocument/2006/math" xmlns:v="urn:schemas-microsoft-com:vml" xmlns:wp14="http://schemas.microsoft.com/office/word/2010/wordprocessingDrawing" xmlns:wp="http://schemas.openxmlformats.org/drawingml/2006/wordprocessingDrawing" xmlns:w10="urn:schemas-microsoft-com:office:word" xmlns:w="http://schemas.openxmlformats.org/wordprocessingml/2006/main" xmlns:w14="http://schemas.microsoft.com/office/word/2010/wordml" xmlns:w15="http://schemas.microsoft.com/office/word/2012/wordml" xmlns:wpg="http://schemas.microsoft.com/office/word/2010/wordprocessingGroup" xmlns:wpi="http://schemas.microsoft.com/office/word/2010/wordprocessingInk" xmlns:wne="http://schemas.microsoft.com/office/word/2006/wordml" xmlns:wps="http://schemas.microsoft.com/office/word/2010/wordprocessingShape" mc:Ignorable="w14 w15 wp14">
-  <w:abstractNum w:abstractNumId="0">
+<w:numbering xmlns:wpc="http://schemas.microsoft.com/office/word/2010/wordprocessingCanvas" xmlns:cx="http://schemas.microsoft.com/office/drawing/2014/chartex" xmlns:cx1="http://schemas.microsoft.com/office/drawing/2015/9/8/chartex" xmlns:cx2="http://schemas.microsoft.com/office/drawing/2015/10/21/chartex" xmlns:cx3="http://schemas.microsoft.com/office/drawing/2016/5/9/chartex" xmlns:cx4="http://schemas.microsoft.com/office/drawing/2016/5/10/chartex" xmlns:cx5="http://schemas.microsoft.com/office/drawing/2016/5/11/chartex" xmlns:cx6="http://schemas.microsoft.com/office/drawing/2016/5/12/chartex" xmlns:cx7="http://schemas.microsoft.com/office/drawing/2016/5/13/chartex" xmlns:cx8="http://schemas.microsoft.com/office/drawing/2016/5/14/chartex" xmlns:mc="http://schemas.openxmlformats.org/markup-compatibility/2006" xmlns:aink="http://schemas.microsoft.com/office/drawing/2016/ink" xmlns:am3d="http://schemas.microsoft.com/office/drawing/2017/model3d" xmlns:o="urn:schemas-microsoft-com:office:office" xmlns:r="http://schemas.openxmlformats.org/officeDocument/2006/relationships" xmlns:m="http://schemas.openxmlformats.org/officeDocument/2006/math" xmlns:v="urn:schemas-microsoft-com:vml" xmlns:wp14="http://schemas.microsoft.com/office/word/2010/wordprocessingDrawing" xmlns:wp="http://schemas.openxmlformats.org/drawingml/2006/wordprocessingDrawing" xmlns:w10="urn:schemas-microsoft-com:office:word" xmlns:w="http://schemas.openxmlformats.org/wordprocessingml/2006/main" xmlns:w14="http://schemas.microsoft.com/office/word/2010/wordml" xmlns:w15="http://schemas.microsoft.com/office/word/2012/wordml" xmlns:w16cid="http://schemas.microsoft.com/office/word/2016/wordml/cid" xmlns:w16se="http://schemas.microsoft.com/office/word/2015/wordml/symex" xmlns:wpg="http://schemas.microsoft.com/office/word/2010/wordprocessingGroup" xmlns:wpi="http://schemas.microsoft.com/office/word/2010/wordprocessingInk" xmlns:wne="http://schemas.microsoft.com/office/word/2006/wordml" xmlns:wps="http://schemas.microsoft.com/office/word/2010/wordprocessingShape" mc:Ignorable="w14 w15 w16se w16cid wp14">
+  <w:abstractNum w:abstractNumId="0" w15:restartNumberingAfterBreak="0">
     <w:nsid w:val="0B7D5D2A"/>
     <w:multiLevelType w:val="multilevel"/>
     <w:tmpl w:val="DEB8D414"/>
@@ -970,7 +922,7 @@
       </w:rPr>
     </w:lvl>
   </w:abstractNum>
-  <w:abstractNum w:abstractNumId="1">
+  <w:abstractNum w:abstractNumId="1" w15:restartNumberingAfterBreak="0">
     <w:nsid w:val="0FA27636"/>
     <w:multiLevelType w:val="multilevel"/>
     <w:tmpl w:val="80A0F5D0"/>
@@ -1119,7 +1071,7 @@
       </w:rPr>
     </w:lvl>
   </w:abstractNum>
-  <w:abstractNum w:abstractNumId="2">
+  <w:abstractNum w:abstractNumId="2" w15:restartNumberingAfterBreak="0">
     <w:nsid w:val="1AF4397B"/>
     <w:multiLevelType w:val="multilevel"/>
     <w:tmpl w:val="E4C84A56"/>
@@ -1268,7 +1220,7 @@
       </w:rPr>
     </w:lvl>
   </w:abstractNum>
-  <w:abstractNum w:abstractNumId="3">
+  <w:abstractNum w:abstractNumId="3" w15:restartNumberingAfterBreak="0">
     <w:nsid w:val="21C072BF"/>
     <w:multiLevelType w:val="multilevel"/>
     <w:tmpl w:val="B290C6C2"/>
@@ -1417,7 +1369,7 @@
       </w:rPr>
     </w:lvl>
   </w:abstractNum>
-  <w:abstractNum w:abstractNumId="4">
+  <w:abstractNum w:abstractNumId="4" w15:restartNumberingAfterBreak="0">
     <w:nsid w:val="24F16EF6"/>
     <w:multiLevelType w:val="multilevel"/>
     <w:tmpl w:val="47027D5C"/>
@@ -1566,7 +1518,7 @@
       </w:rPr>
     </w:lvl>
   </w:abstractNum>
-  <w:abstractNum w:abstractNumId="5">
+  <w:abstractNum w:abstractNumId="5" w15:restartNumberingAfterBreak="0">
     <w:nsid w:val="2DE85F4F"/>
     <w:multiLevelType w:val="multilevel"/>
     <w:tmpl w:val="4E1047C8"/>
@@ -1715,7 +1667,7 @@
       </w:rPr>
     </w:lvl>
   </w:abstractNum>
-  <w:abstractNum w:abstractNumId="6">
+  <w:abstractNum w:abstractNumId="6" w15:restartNumberingAfterBreak="0">
     <w:nsid w:val="407A5B71"/>
     <w:multiLevelType w:val="multilevel"/>
     <w:tmpl w:val="6C30DCD0"/>
@@ -1864,7 +1816,7 @@
       </w:rPr>
     </w:lvl>
   </w:abstractNum>
-  <w:abstractNum w:abstractNumId="7">
+  <w:abstractNum w:abstractNumId="7" w15:restartNumberingAfterBreak="0">
     <w:nsid w:val="4B1641BA"/>
     <w:multiLevelType w:val="multilevel"/>
     <w:tmpl w:val="792AB558"/>
@@ -2013,7 +1965,7 @@
       </w:rPr>
     </w:lvl>
   </w:abstractNum>
-  <w:abstractNum w:abstractNumId="8">
+  <w:abstractNum w:abstractNumId="8" w15:restartNumberingAfterBreak="0">
     <w:nsid w:val="4B471FA0"/>
     <w:multiLevelType w:val="multilevel"/>
     <w:tmpl w:val="D7D6EE3C"/>
@@ -2162,7 +2114,120 @@
       </w:rPr>
     </w:lvl>
   </w:abstractNum>
-  <w:abstractNum w:abstractNumId="9">
+  <w:abstractNum w:abstractNumId="9" w15:restartNumberingAfterBreak="0">
+    <w:nsid w:val="52F14101"/>
+    <w:multiLevelType w:val="hybridMultilevel"/>
+    <w:tmpl w:val="F2FC5FE0"/>
+    <w:lvl w:ilvl="0" w:tplc="40090001">
+      <w:start w:val="1"/>
+      <w:numFmt w:val="bullet"/>
+      <w:lvlText w:val=""/>
+      <w:lvlJc w:val="left"/>
+      <w:pPr>
+        <w:ind w:left="720" w:hanging="360"/>
+      </w:pPr>
+      <w:rPr>
+        <w:rFonts w:ascii="Symbol" w:hAnsi="Symbol" w:hint="default"/>
+      </w:rPr>
+    </w:lvl>
+    <w:lvl w:ilvl="1" w:tplc="40090003" w:tentative="1">
+      <w:start w:val="1"/>
+      <w:numFmt w:val="bullet"/>
+      <w:lvlText w:val="o"/>
+      <w:lvlJc w:val="left"/>
+      <w:pPr>
+        <w:ind w:left="1440" w:hanging="360"/>
+      </w:pPr>
+      <w:rPr>
+        <w:rFonts w:ascii="Courier New" w:hAnsi="Courier New" w:cs="Courier New" w:hint="default"/>
+      </w:rPr>
+    </w:lvl>
+    <w:lvl w:ilvl="2" w:tplc="40090005" w:tentative="1">
+      <w:start w:val="1"/>
+      <w:numFmt w:val="bullet"/>
+      <w:lvlText w:val=""/>
+      <w:lvlJc w:val="left"/>
+      <w:pPr>
+        <w:ind w:left="2160" w:hanging="360"/>
+      </w:pPr>
+      <w:rPr>
+        <w:rFonts w:ascii="Wingdings" w:hAnsi="Wingdings" w:hint="default"/>
+      </w:rPr>
+    </w:lvl>
+    <w:lvl w:ilvl="3" w:tplc="40090001" w:tentative="1">
+      <w:start w:val="1"/>
+      <w:numFmt w:val="bullet"/>
+      <w:lvlText w:val=""/>
+      <w:lvlJc w:val="left"/>
+      <w:pPr>
+        <w:ind w:left="2880" w:hanging="360"/>
+      </w:pPr>
+      <w:rPr>
+        <w:rFonts w:ascii="Symbol" w:hAnsi="Symbol" w:hint="default"/>
+      </w:rPr>
+    </w:lvl>
+    <w:lvl w:ilvl="4" w:tplc="40090003" w:tentative="1">
+      <w:start w:val="1"/>
+      <w:numFmt w:val="bullet"/>
+      <w:lvlText w:val="o"/>
+      <w:lvlJc w:val="left"/>
+      <w:pPr>
+        <w:ind w:left="3600" w:hanging="360"/>
+      </w:pPr>
+      <w:rPr>
+        <w:rFonts w:ascii="Courier New" w:hAnsi="Courier New" w:cs="Courier New" w:hint="default"/>
+      </w:rPr>
+    </w:lvl>
+    <w:lvl w:ilvl="5" w:tplc="40090005" w:tentative="1">
+      <w:start w:val="1"/>
+      <w:numFmt w:val="bullet"/>
+      <w:lvlText w:val=""/>
+      <w:lvlJc w:val="left"/>
+      <w:pPr>
+        <w:ind w:left="4320" w:hanging="360"/>
+      </w:pPr>
+      <w:rPr>
+        <w:rFonts w:ascii="Wingdings" w:hAnsi="Wingdings" w:hint="default"/>
+      </w:rPr>
+    </w:lvl>
+    <w:lvl w:ilvl="6" w:tplc="40090001" w:tentative="1">
+      <w:start w:val="1"/>
+      <w:numFmt w:val="bullet"/>
+      <w:lvlText w:val=""/>
+      <w:lvlJc w:val="left"/>
+      <w:pPr>
+        <w:ind w:left="5040" w:hanging="360"/>
+      </w:pPr>
+      <w:rPr>
+        <w:rFonts w:ascii="Symbol" w:hAnsi="Symbol" w:hint="default"/>
+      </w:rPr>
+    </w:lvl>
+    <w:lvl w:ilvl="7" w:tplc="40090003" w:tentative="1">
+      <w:start w:val="1"/>
+      <w:numFmt w:val="bullet"/>
+      <w:lvlText w:val="o"/>
+      <w:lvlJc w:val="left"/>
+      <w:pPr>
+        <w:ind w:left="5760" w:hanging="360"/>
+      </w:pPr>
+      <w:rPr>
+        <w:rFonts w:ascii="Courier New" w:hAnsi="Courier New" w:cs="Courier New" w:hint="default"/>
+      </w:rPr>
+    </w:lvl>
+    <w:lvl w:ilvl="8" w:tplc="40090005" w:tentative="1">
+      <w:start w:val="1"/>
+      <w:numFmt w:val="bullet"/>
+      <w:lvlText w:val=""/>
+      <w:lvlJc w:val="left"/>
+      <w:pPr>
+        <w:ind w:left="6480" w:hanging="360"/>
+      </w:pPr>
+      <w:rPr>
+        <w:rFonts w:ascii="Wingdings" w:hAnsi="Wingdings" w:hint="default"/>
+      </w:rPr>
+    </w:lvl>
+  </w:abstractNum>
+  <w:abstractNum w:abstractNumId="10" w15:restartNumberingAfterBreak="0">
     <w:nsid w:val="558D3E21"/>
     <w:multiLevelType w:val="multilevel"/>
     <w:tmpl w:val="5212DB08"/>
@@ -2311,7 +2376,7 @@
       </w:rPr>
     </w:lvl>
   </w:abstractNum>
-  <w:abstractNum w:abstractNumId="10">
+  <w:abstractNum w:abstractNumId="11" w15:restartNumberingAfterBreak="0">
     <w:nsid w:val="58C41387"/>
     <w:multiLevelType w:val="multilevel"/>
     <w:tmpl w:val="AFC23BD4"/>
@@ -2460,7 +2525,7 @@
       </w:rPr>
     </w:lvl>
   </w:abstractNum>
-  <w:abstractNum w:abstractNumId="11">
+  <w:abstractNum w:abstractNumId="12" w15:restartNumberingAfterBreak="0">
     <w:nsid w:val="5FE051EF"/>
     <w:multiLevelType w:val="multilevel"/>
     <w:tmpl w:val="2C901F36"/>
@@ -2609,7 +2674,7 @@
       </w:rPr>
     </w:lvl>
   </w:abstractNum>
-  <w:abstractNum w:abstractNumId="12">
+  <w:abstractNum w:abstractNumId="13" w15:restartNumberingAfterBreak="0">
     <w:nsid w:val="60126E45"/>
     <w:multiLevelType w:val="multilevel"/>
     <w:tmpl w:val="33387644"/>
@@ -2758,7 +2823,7 @@
       </w:rPr>
     </w:lvl>
   </w:abstractNum>
-  <w:abstractNum w:abstractNumId="13">
+  <w:abstractNum w:abstractNumId="14" w15:restartNumberingAfterBreak="0">
     <w:nsid w:val="6C9B3F76"/>
     <w:multiLevelType w:val="multilevel"/>
     <w:tmpl w:val="A184E8B0"/>
@@ -2907,7 +2972,7 @@
       </w:rPr>
     </w:lvl>
   </w:abstractNum>
-  <w:abstractNum w:abstractNumId="14">
+  <w:abstractNum w:abstractNumId="15" w15:restartNumberingAfterBreak="0">
     <w:nsid w:val="72D94C0B"/>
     <w:multiLevelType w:val="multilevel"/>
     <w:tmpl w:val="2310A4EE"/>
@@ -3056,7 +3121,7 @@
       </w:rPr>
     </w:lvl>
   </w:abstractNum>
-  <w:abstractNum w:abstractNumId="15">
+  <w:abstractNum w:abstractNumId="16" w15:restartNumberingAfterBreak="0">
     <w:nsid w:val="7A2539BE"/>
     <w:multiLevelType w:val="multilevel"/>
     <w:tmpl w:val="F30CD22E"/>
@@ -3206,10 +3271,10 @@
     </w:lvl>
   </w:abstractNum>
   <w:num w:numId="1">
-    <w:abstractNumId w:val="15"/>
+    <w:abstractNumId w:val="16"/>
   </w:num>
   <w:num w:numId="2">
-    <w:abstractNumId w:val="13"/>
+    <w:abstractNumId w:val="14"/>
   </w:num>
   <w:num w:numId="3">
     <w:abstractNumId w:val="5"/>
@@ -3218,25 +3283,25 @@
     <w:abstractNumId w:val="4"/>
   </w:num>
   <w:num w:numId="5">
-    <w:abstractNumId w:val="12"/>
+    <w:abstractNumId w:val="13"/>
   </w:num>
   <w:num w:numId="6">
     <w:abstractNumId w:val="1"/>
   </w:num>
   <w:num w:numId="7">
-    <w:abstractNumId w:val="14"/>
+    <w:abstractNumId w:val="15"/>
   </w:num>
   <w:num w:numId="8">
-    <w:abstractNumId w:val="10"/>
+    <w:abstractNumId w:val="11"/>
   </w:num>
   <w:num w:numId="9">
     <w:abstractNumId w:val="6"/>
   </w:num>
   <w:num w:numId="10">
-    <w:abstractNumId w:val="11"/>
+    <w:abstractNumId w:val="12"/>
   </w:num>
   <w:num w:numId="11">
-    <w:abstractNumId w:val="9"/>
+    <w:abstractNumId w:val="10"/>
   </w:num>
   <w:num w:numId="12">
     <w:abstractNumId w:val="2"/>
@@ -3253,11 +3318,14 @@
   <w:num w:numId="16">
     <w:abstractNumId w:val="0"/>
   </w:num>
+  <w:num w:numId="17">
+    <w:abstractNumId w:val="9"/>
+  </w:num>
 </w:numbering>
 </file>
 
 <file path=word/styles.xml><?xml version="1.0" encoding="utf-8"?>
-<w:styles xmlns:mc="http://schemas.openxmlformats.org/markup-compatibility/2006" xmlns:r="http://schemas.openxmlformats.org/officeDocument/2006/relationships" xmlns:w="http://schemas.openxmlformats.org/wordprocessingml/2006/main" xmlns:w14="http://schemas.microsoft.com/office/word/2010/wordml" xmlns:w15="http://schemas.microsoft.com/office/word/2012/wordml" mc:Ignorable="w14 w15">
+<w:styles xmlns:mc="http://schemas.openxmlformats.org/markup-compatibility/2006" xmlns:r="http://schemas.openxmlformats.org/officeDocument/2006/relationships" xmlns:w="http://schemas.openxmlformats.org/wordprocessingml/2006/main" xmlns:w14="http://schemas.microsoft.com/office/word/2010/wordml" xmlns:w15="http://schemas.microsoft.com/office/word/2012/wordml" xmlns:w16cid="http://schemas.microsoft.com/office/word/2016/wordml/cid" xmlns:w16se="http://schemas.microsoft.com/office/word/2015/wordml/symex" mc:Ignorable="w14 w15 w16se w16cid">
   <w:docDefaults>
     <w:rPrDefault>
       <w:rPr>
@@ -3273,7 +3341,7 @@
       </w:pPr>
     </w:pPrDefault>
   </w:docDefaults>
-  <w:latentStyles w:defLockedState="0" w:defUIPriority="99" w:defSemiHidden="0" w:defUnhideWhenUsed="0" w:defQFormat="0" w:count="371">
+  <w:latentStyles w:defLockedState="0" w:defUIPriority="99" w:defSemiHidden="0" w:defUnhideWhenUsed="0" w:defQFormat="0" w:count="375">
     <w:lsdException w:name="Normal" w:uiPriority="0" w:qFormat="1"/>
     <w:lsdException w:name="heading 1" w:uiPriority="9" w:qFormat="1"/>
     <w:lsdException w:name="heading 2" w:semiHidden="1" w:uiPriority="9" w:unhideWhenUsed="1" w:qFormat="1"/>
@@ -3379,7 +3447,6 @@
     <w:lsdException w:name="HTML Sample" w:semiHidden="1" w:unhideWhenUsed="1"/>
     <w:lsdException w:name="HTML Typewriter" w:semiHidden="1" w:unhideWhenUsed="1"/>
     <w:lsdException w:name="HTML Variable" w:semiHidden="1" w:unhideWhenUsed="1"/>
-    <w:lsdException w:name="Normal Table" w:semiHidden="1" w:unhideWhenUsed="1"/>
     <w:lsdException w:name="annotation subject" w:semiHidden="1" w:unhideWhenUsed="1"/>
     <w:lsdException w:name="No List" w:semiHidden="1" w:unhideWhenUsed="1"/>
     <w:lsdException w:name="Outline List 1" w:semiHidden="1" w:unhideWhenUsed="1"/>
@@ -3423,10 +3490,8 @@
     <w:lsdException w:name="Table Elegant" w:semiHidden="1" w:unhideWhenUsed="1"/>
     <w:lsdException w:name="Table Professional" w:semiHidden="1" w:unhideWhenUsed="1"/>
     <w:lsdException w:name="Table Subtle 1" w:semiHidden="1" w:unhideWhenUsed="1"/>
-    <w:lsdException w:name="Table Subtle 2" w:semiHidden="1" w:unhideWhenUsed="1"/>
     <w:lsdException w:name="Table Web 1" w:semiHidden="1" w:unhideWhenUsed="1"/>
     <w:lsdException w:name="Table Web 2" w:semiHidden="1" w:unhideWhenUsed="1"/>
-    <w:lsdException w:name="Table Web 3" w:semiHidden="1" w:unhideWhenUsed="1"/>
     <w:lsdException w:name="Balloon Text" w:semiHidden="1" w:unhideWhenUsed="1"/>
     <w:lsdException w:name="Table Grid" w:uiPriority="39"/>
     <w:lsdException w:name="Table Theme" w:semiHidden="1" w:unhideWhenUsed="1"/>
@@ -3645,6 +3710,10 @@
     <w:lsdException w:name="List Table 5 Dark Accent 6" w:uiPriority="50"/>
     <w:lsdException w:name="List Table 6 Colorful Accent 6" w:uiPriority="51"/>
     <w:lsdException w:name="List Table 7 Colorful Accent 6" w:uiPriority="52"/>
+    <w:lsdException w:name="Mention" w:semiHidden="1" w:unhideWhenUsed="1"/>
+    <w:lsdException w:name="Smart Hyperlink" w:semiHidden="1" w:unhideWhenUsed="1"/>
+    <w:lsdException w:name="Hashtag" w:semiHidden="1" w:unhideWhenUsed="1"/>
+    <w:lsdException w:name="Unresolved Mention" w:semiHidden="1" w:unhideWhenUsed="1"/>
   </w:latentStyles>
   <w:style w:type="paragraph" w:default="1" w:styleId="Normal">
     <w:name w:val="Normal"/>
@@ -3909,6 +3978,17 @@
     <w:basedOn w:val="DefaultParagraphFont"/>
     <w:rsid w:val="00DB03E9"/>
   </w:style>
+  <w:style w:type="paragraph" w:styleId="ListParagraph">
+    <w:name w:val="List Paragraph"/>
+    <w:basedOn w:val="Normal"/>
+    <w:uiPriority w:val="34"/>
+    <w:qFormat/>
+    <w:rsid w:val="00D709DD"/>
+    <w:pPr>
+      <w:ind w:left="720"/>
+      <w:contextualSpacing/>
+    </w:pPr>
+  </w:style>
 </w:styles>
 </file>
 
